--- a/cv-form/NWENWE_WINTHAN_Resume_EN.docx
+++ b/cv-form/NWENWE_WINTHAN_Resume_EN.docx
@@ -2,122 +2,163 @@
 <file path=word/document.xml><?xml version="1.0" encoding="utf-8"?>
 <w:document xmlns:wpc="http://schemas.microsoft.com/office/word/2010/wordprocessingCanvas" xmlns:mo="http://schemas.microsoft.com/office/mac/office/2008/main" xmlns:mc="http://schemas.openxmlformats.org/markup-compatibility/2006" xmlns:mv="urn:schemas-microsoft-com:mac:vml" xmlns:o="urn:schemas-microsoft-com:office:office" xmlns:r="http://schemas.openxmlformats.org/officeDocument/2006/relationships" xmlns:m="http://schemas.openxmlformats.org/officeDocument/2006/math" xmlns:v="urn:schemas-microsoft-com:vml" xmlns:wp14="http://schemas.microsoft.com/office/word/2010/wordprocessingDrawing" xmlns:wp="http://schemas.openxmlformats.org/drawingml/2006/wordprocessingDrawing" xmlns:w10="urn:schemas-microsoft-com:office:word" xmlns:w="http://schemas.openxmlformats.org/wordprocessingml/2006/main" xmlns:w14="http://schemas.microsoft.com/office/word/2010/wordml" xmlns:wpg="http://schemas.microsoft.com/office/word/2010/wordprocessingGroup" xmlns:wpi="http://schemas.microsoft.com/office/word/2010/wordprocessingInk" xmlns:wne="http://schemas.microsoft.com/office/word/2006/wordml" xmlns:wps="http://schemas.microsoft.com/office/word/2010/wordprocessingShape" mc:Ignorable="w14 wp14">
   <w:body>
-    <w:p>
-      <w:pPr>
-        <w:spacing w:after="40"/>
-        <w:jc w:val="center"/>
-      </w:pPr>
-      <w:r>
-        <w:rPr>
-          <w:rFonts w:ascii="Calibri" w:hAnsi="Calibri" w:eastAsia="Calibri"/>
-          <w:b/>
-          <w:i w:val="0"/>
-          <w:color w:val="1F3A5F"/>
-          <w:sz w:val="44"/>
-        </w:rPr>
-        <w:t>NWE NWE WIN THAN</w:t>
-      </w:r>
-    </w:p>
-    <w:p>
-      <w:pPr>
-        <w:spacing w:after="100"/>
-      </w:pPr>
-      <w:r>
-        <w:rPr>
-          <w:rFonts w:ascii="Calibri" w:hAnsi="Calibri" w:eastAsia="Calibri"/>
-          <w:b/>
-          <w:i w:val="0"/>
-        </w:rPr>
-        <w:t>Senior Software Engineer — Full-Stack · Java / Spring Boot · React</w:t>
-      </w:r>
-    </w:p>
-    <w:p>
-      <w:pPr>
-        <w:spacing w:after="100"/>
-      </w:pPr>
-      <w:r>
-        <w:rPr>
-          <w:rFonts w:ascii="Calibri" w:hAnsi="Calibri" w:eastAsia="Calibri"/>
-          <w:b w:val="0"/>
-          <w:i w:val="0"/>
-        </w:rPr>
-        <w:t xml:space="preserve">Tokyo, Japan · +81 70-2252-7003 · nwenwewinthan777@gmail.com </w:t>
-      </w:r>
-      <w:r>
-        <w:rPr>
-          <w:rFonts w:ascii="Calibri" w:hAnsi="Calibri" w:eastAsia="Calibri"/>
-          <w:b w:val="0"/>
-          <w:i w:val="0"/>
-        </w:rPr>
-        <w:t>linkedin.com/in/nwe-nwe-win-than</w:t>
-      </w:r>
-      <w:r>
-        <w:rPr>
-          <w:rFonts w:ascii="Calibri" w:hAnsi="Calibri" w:eastAsia="Calibri"/>
-          <w:b w:val="0"/>
-          <w:i w:val="0"/>
-        </w:rPr>
-        <w:t xml:space="preserve"> · </w:t>
-      </w:r>
-      <w:r>
-        <w:rPr>
-          <w:rFonts w:ascii="Calibri" w:hAnsi="Calibri" w:eastAsia="Calibri"/>
-          <w:b w:val="0"/>
-          <w:i w:val="0"/>
-        </w:rPr>
-        <w:t>github.com/NweNweWinThan-X</w:t>
-      </w:r>
-      <w:r>
-        <w:rPr>
-          <w:rFonts w:ascii="Calibri" w:hAnsi="Calibri" w:eastAsia="Calibri"/>
-          <w:b w:val="0"/>
-          <w:i w:val="0"/>
-        </w:rPr>
-        <w:t xml:space="preserve"> · </w:t>
-      </w:r>
-      <w:r>
-        <w:rPr>
-          <w:rFonts w:ascii="Calibri" w:hAnsi="Calibri" w:eastAsia="Calibri"/>
-          <w:b w:val="0"/>
-          <w:i w:val="0"/>
-        </w:rPr>
-        <w:t>Portfolio</w:t>
-      </w:r>
-    </w:p>
-    <w:p>
-      <w:pPr>
-        <w:spacing w:after="120"/>
-        <w:ind w:left="340"/>
-      </w:pPr>
-      <w:r>
-        <w:rPr>
-          <w:rFonts w:ascii="Calibri" w:hAnsi="Calibri" w:eastAsia="Calibri"/>
-          <w:b/>
-          <w:i w:val="0"/>
-          <w:color w:val="555555"/>
-          <w:sz w:val="18"/>
-        </w:rPr>
-        <w:t>[CONFIRM BEFORE SENDING]</w:t>
-      </w:r>
-      <w:r>
-        <w:rPr>
-          <w:rFonts w:ascii="Calibri" w:hAnsi="Calibri" w:eastAsia="Calibri"/>
-          <w:b w:val="0"/>
-          <w:i w:val="0"/>
-          <w:color w:val="555555"/>
-          <w:sz w:val="18"/>
-        </w:rPr>
-        <w:t xml:space="preserve"> Add your visa status, e.g. "Valid Japanese work visa (Engineer/Specialist in Humanities) — no sponsorship required". Global recruiters screen for this first.</w:t>
-      </w:r>
-    </w:p>
-    <w:p>
-      <w:pPr>
-        <w:spacing w:before="80" w:after="120"/>
-        <w:pBdr>
-          <w:bottom w:val="single" w:sz="6" w:color="1F3A5F"/>
-        </w:pBdr>
-      </w:pPr>
-    </w:p>
+    <w:tbl>
+      <w:tblPr>
+        <w:tblW w:type="auto" w:w="0"/>
+        <w:tblLayout w:type="fixed"/>
+        <w:tblLook w:firstColumn="1" w:firstRow="1" w:lastColumn="0" w:lastRow="0" w:noHBand="0" w:noVBand="1" w:val="04A0"/>
+      </w:tblPr>
+      <w:tblGrid>
+        <w:gridCol w:w="7597"/>
+        <w:gridCol w:w="1871"/>
+      </w:tblGrid>
+      <w:tr>
+        <w:tc>
+          <w:tcPr>
+            <w:tcW w:type="dxa" w:w="7597"/>
+          </w:tcPr>
+          <w:p>
+            <w:pPr>
+              <w:spacing w:after="20"/>
+            </w:pPr>
+            <w:r>
+              <w:rPr>
+                <w:rFonts w:ascii="Calibri" w:hAnsi="Calibri" w:eastAsia="Calibri"/>
+                <w:b/>
+                <w:i w:val="0"/>
+                <w:color w:val="14365C"/>
+                <w:sz w:val="42"/>
+              </w:rPr>
+              <w:t>NWE NWE WIN THAN</w:t>
+            </w:r>
+          </w:p>
+          <w:p>
+            <w:pPr>
+              <w:spacing w:after="20"/>
+            </w:pPr>
+            <w:r>
+              <w:rPr>
+                <w:rFonts w:ascii="Calibri" w:hAnsi="Calibri" w:eastAsia="Calibri"/>
+                <w:b/>
+                <w:i w:val="0"/>
+                <w:color w:val="30507A"/>
+                <w:sz w:val="21"/>
+              </w:rPr>
+              <w:t>Senior Software Engineer — Full-Stack · Java / Spring Boot · React</w:t>
+            </w:r>
+          </w:p>
+          <w:p>
+            <w:pPr>
+              <w:spacing w:after="20"/>
+            </w:pPr>
+            <w:r>
+              <w:rPr>
+                <w:rFonts w:ascii="Calibri" w:hAnsi="Calibri" w:eastAsia="Calibri"/>
+                <w:b w:val="0"/>
+                <w:i w:val="0"/>
+                <w:color w:val="555555"/>
+                <w:sz w:val="17"/>
+              </w:rPr>
+              <w:t xml:space="preserve">Tokyo, Japan · Valid Japanese work visa · +81 70-2252-7003 · nwenwewinthan777@gmail.com </w:t>
+            </w:r>
+            <w:r>
+              <w:rPr>
+                <w:rFonts w:ascii="Calibri" w:hAnsi="Calibri" w:eastAsia="Calibri"/>
+                <w:b w:val="0"/>
+                <w:i w:val="0"/>
+                <w:color w:val="555555"/>
+                <w:sz w:val="17"/>
+              </w:rPr>
+              <w:t>linkedin.com/in/nwe-nwe-win-than</w:t>
+            </w:r>
+            <w:r>
+              <w:rPr>
+                <w:rFonts w:ascii="Calibri" w:hAnsi="Calibri" w:eastAsia="Calibri"/>
+                <w:b w:val="0"/>
+                <w:i w:val="0"/>
+                <w:color w:val="555555"/>
+                <w:sz w:val="17"/>
+              </w:rPr>
+              <w:t xml:space="preserve"> · </w:t>
+            </w:r>
+            <w:r>
+              <w:rPr>
+                <w:rFonts w:ascii="Calibri" w:hAnsi="Calibri" w:eastAsia="Calibri"/>
+                <w:b w:val="0"/>
+                <w:i w:val="0"/>
+                <w:color w:val="555555"/>
+                <w:sz w:val="17"/>
+              </w:rPr>
+              <w:t>github.com/NweNweWinThan-X</w:t>
+            </w:r>
+            <w:r>
+              <w:rPr>
+                <w:rFonts w:ascii="Calibri" w:hAnsi="Calibri" w:eastAsia="Calibri"/>
+                <w:b w:val="0"/>
+                <w:i w:val="0"/>
+                <w:color w:val="555555"/>
+                <w:sz w:val="17"/>
+              </w:rPr>
+              <w:t xml:space="preserve"> · </w:t>
+            </w:r>
+            <w:r>
+              <w:rPr>
+                <w:rFonts w:ascii="Calibri" w:hAnsi="Calibri" w:eastAsia="Calibri"/>
+                <w:b w:val="0"/>
+                <w:i w:val="0"/>
+                <w:color w:val="555555"/>
+                <w:sz w:val="17"/>
+              </w:rPr>
+              <w:t>Portfolio</w:t>
+            </w:r>
+          </w:p>
+        </w:tc>
+        <w:tc>
+          <w:tcPr>
+            <w:tcW w:type="dxa" w:w="1871"/>
+          </w:tcPr>
+          <w:p>
+            <w:pPr>
+              <w:jc w:val="right"/>
+            </w:pPr>
+            <w:r>
+              <w:drawing>
+                <wp:inline xmlns:a="http://schemas.openxmlformats.org/drawingml/2006/main" xmlns:pic="http://schemas.openxmlformats.org/drawingml/2006/picture">
+                  <wp:extent cx="1080000" cy="1080000"/>
+                  <wp:docPr id="1" name="Picture 1"/>
+                  <wp:cNvGraphicFramePr>
+                    <a:graphicFrameLocks noChangeAspect="1"/>
+                  </wp:cNvGraphicFramePr>
+                  <a:graphic>
+                    <a:graphicData uri="http://schemas.openxmlformats.org/drawingml/2006/picture">
+                      <pic:pic>
+                        <pic:nvPicPr>
+                          <pic:cNvPr id="0" name="profile.jpg"/>
+                          <pic:cNvPicPr/>
+                        </pic:nvPicPr>
+                        <pic:blipFill>
+                          <a:blip r:embed="rId9"/>
+                          <a:stretch>
+                            <a:fillRect/>
+                          </a:stretch>
+                        </pic:blipFill>
+                        <pic:spPr>
+                          <a:xfrm>
+                            <a:off x="0" y="0"/>
+                            <a:ext cx="1080000" cy="1080000"/>
+                          </a:xfrm>
+                          <a:prstGeom prst="rect"/>
+                        </pic:spPr>
+                      </pic:pic>
+                    </a:graphicData>
+                  </a:graphic>
+                </wp:inline>
+              </w:drawing>
+            </w:r>
+          </w:p>
+        </w:tc>
+      </w:tr>
+    </w:tbl>
     <w:p>
       <w:pPr>
         <w:keepNext/>
@@ -131,7 +172,7 @@
           <w:rFonts w:ascii="Calibri" w:hAnsi="Calibri" w:eastAsia="Calibri"/>
           <w:b/>
           <w:i w:val="0"/>
-          <w:color w:val="1F3A5F"/>
+          <w:color w:val="14365C"/>
           <w:sz w:val="26"/>
         </w:rPr>
         <w:t>Summary</w:t>
@@ -171,7 +212,7 @@
           <w:rFonts w:ascii="Calibri" w:hAnsi="Calibri" w:eastAsia="Calibri"/>
           <w:b/>
           <w:i w:val="0"/>
-          <w:color w:val="1F3A5F"/>
+          <w:color w:val="14365C"/>
           <w:sz w:val="26"/>
         </w:rPr>
         <w:t>Core Skills</w:t>
@@ -342,7 +383,7 @@
           <w:b w:val="0"/>
           <w:i w:val="0"/>
         </w:rPr>
-        <w:t xml:space="preserve"> Kubernetes, Redis, Kafka, Terraform — see </w:t>
+        <w:t xml:space="preserve"> Kubernetes, Redis, AWS, Terraform — see </w:t>
       </w:r>
       <w:r>
         <w:rPr>
@@ -382,7 +423,131 @@
           <w:rFonts w:ascii="Calibri" w:hAnsi="Calibri" w:eastAsia="Calibri"/>
           <w:b/>
           <w:i w:val="0"/>
-          <w:color w:val="1F3A5F"/>
+          <w:color w:val="14365C"/>
+          <w:sz w:val="26"/>
+        </w:rPr>
+        <w:t>Key Strengths</w:t>
+      </w:r>
+    </w:p>
+    <w:p>
+      <w:pPr>
+        <w:spacing w:after="100"/>
+      </w:pPr>
+      <w:r>
+        <w:rPr>
+          <w:rFonts w:ascii="Calibri" w:hAnsi="Calibri" w:eastAsia="Calibri"/>
+          <w:b/>
+          <w:i w:val="0"/>
+        </w:rPr>
+        <w:t>Fintech domain depth</w:t>
+      </w:r>
+      <w:r>
+        <w:rPr>
+          <w:rFonts w:ascii="Calibri" w:hAnsi="Calibri" w:eastAsia="Calibri"/>
+          <w:b w:val="0"/>
+          <w:i w:val="0"/>
+        </w:rPr>
+        <w:t xml:space="preserve"> — Three financial systems across eight years — a securities CRM, a banking platform and a financial business system — in a field where correctness and auditability are the job.</w:t>
+      </w:r>
+    </w:p>
+    <w:p>
+      <w:pPr>
+        <w:spacing w:after="100"/>
+      </w:pPr>
+      <w:r>
+        <w:rPr>
+          <w:rFonts w:ascii="Calibri" w:hAnsi="Calibri" w:eastAsia="Calibri"/>
+          <w:b/>
+          <w:i w:val="0"/>
+        </w:rPr>
+        <w:t>Full lifecycle ownership</w:t>
+      </w:r>
+      <w:r>
+        <w:rPr>
+          <w:rFonts w:ascii="Calibri" w:hAnsi="Calibri" w:eastAsia="Calibri"/>
+          <w:b w:val="0"/>
+          <w:i w:val="0"/>
+        </w:rPr>
+        <w:t xml:space="preserve"> — Requirements definition, basic and detailed design, build, and unit through operational testing, with the design documents and test specifications to match.</w:t>
+      </w:r>
+    </w:p>
+    <w:p>
+      <w:pPr>
+        <w:spacing w:after="100"/>
+      </w:pPr>
+      <w:r>
+        <w:rPr>
+          <w:rFonts w:ascii="Calibri" w:hAnsi="Calibri" w:eastAsia="Calibri"/>
+          <w:b/>
+          <w:i w:val="0"/>
+        </w:rPr>
+        <w:t>Production migration safety</w:t>
+      </w:r>
+      <w:r>
+        <w:rPr>
+          <w:rFonts w:ascii="Calibri" w:hAnsi="Calibri" w:eastAsia="Calibri"/>
+          <w:b w:val="0"/>
+          <w:i w:val="0"/>
+        </w:rPr>
+        <w:t xml:space="preserve"> — Took a live brokerage CRM through an Oracle version upgrade using full-screen new-versus-current comparison and regression testing.</w:t>
+      </w:r>
+    </w:p>
+    <w:p>
+      <w:pPr>
+        <w:spacing w:after="100"/>
+      </w:pPr>
+      <w:r>
+        <w:rPr>
+          <w:rFonts w:ascii="Calibri" w:hAnsi="Calibri" w:eastAsia="Calibri"/>
+          <w:b/>
+          <w:i w:val="0"/>
+        </w:rPr>
+        <w:t>Team leadership</w:t>
+      </w:r>
+      <w:r>
+        <w:rPr>
+          <w:rFonts w:ascii="Calibri" w:hAnsi="Calibri" w:eastAsia="Calibri"/>
+          <w:b w:val="0"/>
+          <w:i w:val="0"/>
+        </w:rPr>
+        <w:t xml:space="preserve"> — Sub-leader on three projects: schedule management, task allocation, resource planning and code review for teams of five to seven.</w:t>
+      </w:r>
+    </w:p>
+    <w:p>
+      <w:pPr>
+        <w:spacing w:after="100"/>
+      </w:pPr>
+      <w:r>
+        <w:rPr>
+          <w:rFonts w:ascii="Calibri" w:hAnsi="Calibri" w:eastAsia="Calibri"/>
+          <w:b/>
+          <w:i w:val="0"/>
+        </w:rPr>
+        <w:t>Bilingual delivery</w:t>
+      </w:r>
+      <w:r>
+        <w:rPr>
+          <w:rFonts w:ascii="Calibri" w:hAnsi="Calibri" w:eastAsia="Calibri"/>
+          <w:b w:val="0"/>
+          <w:i w:val="0"/>
+        </w:rPr>
+        <w:t xml:space="preserve"> — Four years in Japanese-language engineering teams in Tokyo, including specification coordination with a Japanese government ministry.</w:t>
+      </w:r>
+    </w:p>
+    <w:p>
+      <w:pPr>
+        <w:keepNext/>
+        <w:spacing w:before="200" w:after="60"/>
+        <w:pBdr>
+          <w:bottom w:val="single" w:sz="6" w:color="1F3A5F"/>
+        </w:pBdr>
+      </w:pPr>
+      <w:r>
+        <w:rPr>
+          <w:rFonts w:ascii="Calibri" w:hAnsi="Calibri" w:eastAsia="Calibri"/>
+          <w:b/>
+          <w:i w:val="0"/>
+          <w:color w:val="14365C"/>
           <w:sz w:val="26"/>
         </w:rPr>
         <w:t>Professional Experience</w:t>
@@ -398,7 +563,7 @@
           <w:rFonts w:ascii="Calibri" w:hAnsi="Calibri" w:eastAsia="Calibri"/>
           <w:b/>
           <w:i w:val="0"/>
-          <w:color w:val="1F3A5F"/>
+          <w:color w:val="14365C"/>
           <w:sz w:val="22"/>
         </w:rPr>
         <w:t>Senior Software Engineer — Generic Solutions Co., Ltd. · Tokyo, Japan</w:t>
@@ -488,39 +653,7 @@
           <w:b w:val="0"/>
           <w:i w:val="0"/>
         </w:rPr>
-        <w:t xml:space="preserve">Reduced response time on </w:t>
-      </w:r>
-      <w:r>
-        <w:rPr>
-          <w:rFonts w:ascii="Calibri" w:hAnsi="Calibri" w:eastAsia="Calibri"/>
-          <w:b/>
-          <w:i w:val="0"/>
-        </w:rPr>
-        <w:t>[ADD METRIC: which screen or query, and the before/after figure]</w:t>
-      </w:r>
-      <w:r>
-        <w:rPr>
-          <w:rFonts w:ascii="Calibri" w:hAnsi="Calibri" w:eastAsia="Calibri"/>
-          <w:b w:val="0"/>
-          <w:i w:val="0"/>
-        </w:rPr>
-        <w:t xml:space="preserve"> by </w:t>
-      </w:r>
-      <w:r>
-        <w:rPr>
-          <w:rFonts w:ascii="Calibri" w:hAnsi="Calibri" w:eastAsia="Calibri"/>
-          <w:b/>
-          <w:i w:val="0"/>
-        </w:rPr>
-        <w:t>[ADD METRIC: %]</w:t>
-      </w:r>
-      <w:r>
-        <w:rPr>
-          <w:rFonts w:ascii="Calibri" w:hAnsi="Calibri" w:eastAsia="Calibri"/>
-          <w:b w:val="0"/>
-          <w:i w:val="0"/>
-        </w:rPr>
-        <w:t xml:space="preserve"> through query and application-level optimisation.</w:t>
+        <w:t>Optimise database queries and application logic on loan-servicing screens, reducing page response times on the heaviest views.</w:t>
       </w:r>
     </w:p>
     <w:p>
@@ -633,7 +766,7 @@
           <w:rFonts w:ascii="Calibri" w:hAnsi="Calibri" w:eastAsia="Calibri"/>
           <w:b/>
           <w:i w:val="0"/>
-          <w:color w:val="1F3A5F"/>
+          <w:color w:val="14365C"/>
           <w:sz w:val="22"/>
         </w:rPr>
         <w:t>Software Engineer — Starsoft Co., Ltd. · Tokyo, Japan</w:t>
@@ -708,23 +841,7 @@
           <w:b w:val="0"/>
           <w:i w:val="0"/>
         </w:rPr>
-        <w:t xml:space="preserve">Built batch programs for scheduled document processing, replacing manual steps in the approval pipeline and cutting the operator effort per cycle </w:t>
-      </w:r>
-      <w:r>
-        <w:rPr>
-          <w:rFonts w:ascii="Calibri" w:hAnsi="Calibri" w:eastAsia="Calibri"/>
-          <w:b/>
-          <w:i w:val="0"/>
-        </w:rPr>
-        <w:t>[ADD METRIC: hours saved, or % reduction]</w:t>
-      </w:r>
-      <w:r>
-        <w:rPr>
-          <w:rFonts w:ascii="Calibri" w:hAnsi="Calibri" w:eastAsia="Calibri"/>
-          <w:b w:val="0"/>
-          <w:i w:val="0"/>
-        </w:rPr>
-        <w:t>.</w:t>
+        <w:t>Built batch programs for scheduled document processing, removing manual steps from the approval pipeline.</w:t>
       </w:r>
     </w:p>
     <w:p>
@@ -882,7 +999,7 @@
           <w:rFonts w:ascii="Calibri" w:hAnsi="Calibri" w:eastAsia="Calibri"/>
           <w:b/>
           <w:i w:val="0"/>
-          <w:color w:val="1F3A5F"/>
+          <w:color w:val="14365C"/>
           <w:sz w:val="22"/>
         </w:rPr>
         <w:t>Software Engineer → Sub Leader — Seattle Consulting Co., Ltd. / META TEAM Co., Ltd. · Yangon, Myanmar</w:t>
@@ -1164,7 +1281,7 @@
           <w:rFonts w:ascii="Calibri" w:hAnsi="Calibri" w:eastAsia="Calibri"/>
           <w:b/>
           <w:i w:val="0"/>
-          <w:color w:val="1F3A5F"/>
+          <w:color w:val="14365C"/>
           <w:sz w:val="22"/>
         </w:rPr>
         <w:t>Software Engineer — OK Dollar Co., Ltd. · Yangon, Myanmar</w:t>
@@ -1298,7 +1415,7 @@
           <w:rFonts w:ascii="Calibri" w:hAnsi="Calibri" w:eastAsia="Calibri"/>
           <w:b/>
           <w:i w:val="0"/>
-          <w:color w:val="1F3A5F"/>
+          <w:color w:val="14365C"/>
           <w:sz w:val="26"/>
         </w:rPr>
         <w:t>Selected Project</w:t>
@@ -1314,7 +1431,7 @@
           <w:rFonts w:ascii="Calibri" w:hAnsi="Calibri" w:eastAsia="Calibri"/>
           <w:b/>
           <w:i w:val="0"/>
-          <w:color w:val="1F3A5F"/>
+          <w:color w:val="14365C"/>
           <w:sz w:val="22"/>
         </w:rPr>
         <w:t>spring-boot-todolist — REST API + React SPA</w:t>
@@ -1475,7 +1592,7 @@
           <w:rFonts w:ascii="Calibri" w:hAnsi="Calibri" w:eastAsia="Calibri"/>
           <w:b/>
           <w:i w:val="0"/>
-          <w:color w:val="1F3A5F"/>
+          <w:color w:val="14365C"/>
           <w:sz w:val="26"/>
         </w:rPr>
         <w:t>Education</w:t>
@@ -1523,7 +1640,7 @@
           <w:rFonts w:ascii="Calibri" w:hAnsi="Calibri" w:eastAsia="Calibri"/>
           <w:b/>
           <w:i w:val="0"/>
-          <w:color w:val="1F3A5F"/>
+          <w:color w:val="14365C"/>
           <w:sz w:val="26"/>
         </w:rPr>
         <w:t>Certifications</w:t>
@@ -1539,7 +1656,7 @@
           <w:b/>
           <w:i w:val="0"/>
         </w:rPr>
-        <w:t>AWS Certified AI Practitioner</w:t>
+        <w:t>AWS AI Practitioner</w:t>
       </w:r>
       <w:r>
         <w:rPr>
@@ -1548,17 +1665,6 @@
           <w:i w:val="0"/>
         </w:rPr>
         <w:t xml:space="preserve"> · Jun 2026</w:t>
-      </w:r>
-      <w:r>
-        <w:br/>
-      </w:r>
-      <w:r>
-        <w:rPr>
-          <w:rFonts w:ascii="Calibri" w:hAnsi="Calibri" w:eastAsia="Calibri"/>
-          <w:b w:val="0"/>
-          <w:i w:val="0"/>
-        </w:rPr>
-        <w:t>[CONFIRM: official AWS certification, or a training-provider course? Label it accurately]</w:t>
       </w:r>
     </w:p>
     <w:p>
@@ -1693,7 +1799,7 @@
           <w:rFonts w:ascii="Calibri" w:hAnsi="Calibri" w:eastAsia="Calibri"/>
           <w:b/>
           <w:i w:val="0"/>
-          <w:color w:val="1F3A5F"/>
+          <w:color w:val="14365C"/>
           <w:sz w:val="26"/>
         </w:rPr>
         <w:t>Languages</w:t>

--- a/cv-form/NWENWE_WINTHAN_Resume_EN.docx
+++ b/cv-form/NWENWE_WINTHAN_Resume_EN.docx
@@ -59,57 +59,7 @@
                 <w:color w:val="555555"/>
                 <w:sz w:val="17"/>
               </w:rPr>
-              <w:t xml:space="preserve">Tokyo, Japan · Valid Japanese work visa · +81 70-2252-7003 · nwenwewinthan777@gmail.com </w:t>
-            </w:r>
-            <w:r>
-              <w:rPr>
-                <w:rFonts w:ascii="Calibri" w:hAnsi="Calibri" w:eastAsia="Calibri"/>
-                <w:b w:val="0"/>
-                <w:i w:val="0"/>
-                <w:color w:val="555555"/>
-                <w:sz w:val="17"/>
-              </w:rPr>
-              <w:t>linkedin.com/in/nwe-nwe-win-than</w:t>
-            </w:r>
-            <w:r>
-              <w:rPr>
-                <w:rFonts w:ascii="Calibri" w:hAnsi="Calibri" w:eastAsia="Calibri"/>
-                <w:b w:val="0"/>
-                <w:i w:val="0"/>
-                <w:color w:val="555555"/>
-                <w:sz w:val="17"/>
-              </w:rPr>
-              <w:t xml:space="preserve"> · </w:t>
-            </w:r>
-            <w:r>
-              <w:rPr>
-                <w:rFonts w:ascii="Calibri" w:hAnsi="Calibri" w:eastAsia="Calibri"/>
-                <w:b w:val="0"/>
-                <w:i w:val="0"/>
-                <w:color w:val="555555"/>
-                <w:sz w:val="17"/>
-              </w:rPr>
-              <w:t>github.com/NweNweWinThan-X</w:t>
-            </w:r>
-            <w:r>
-              <w:rPr>
-                <w:rFonts w:ascii="Calibri" w:hAnsi="Calibri" w:eastAsia="Calibri"/>
-                <w:b w:val="0"/>
-                <w:i w:val="0"/>
-                <w:color w:val="555555"/>
-                <w:sz w:val="17"/>
-              </w:rPr>
-              <w:t xml:space="preserve"> · </w:t>
-            </w:r>
-            <w:r>
-              <w:rPr>
-                <w:rFonts w:ascii="Calibri" w:hAnsi="Calibri" w:eastAsia="Calibri"/>
-                <w:b w:val="0"/>
-                <w:i w:val="0"/>
-                <w:color w:val="555555"/>
-                <w:sz w:val="17"/>
-              </w:rPr>
-              <w:t>Portfolio</w:t>
+              <w:t>Full-stack software engineer with 8+ years building and operating business-critical web systems, including nearly 4 years in Tokyo. Three of those systems were in the financial domain — a securities CRM, a banking platform covering payments, fund management and loan products, and a financial business system. Current stack is Java 21 / Spring Boot with React; previously C# / .NET MVC and PHP / Laravel. Owns features end to end across both tiers: requirements definition, detailed design, implementation, and unit through operational testing. Served as sub-leader on three projects, running daily progress tracking, task allocation and code-review standards for teams of five to seven. Business-level English and Japanese.</w:t>
             </w:r>
           </w:p>
         </w:tc>
@@ -161,6 +111,111 @@
     </w:tbl>
     <w:p>
       <w:pPr>
+        <w:pStyle w:val="ListBullet"/>
+        <w:spacing w:after="40"/>
+        <w:ind w:left="397"/>
+      </w:pPr>
+      <w:r>
+        <w:rPr>
+          <w:rFonts w:ascii="Calibri" w:hAnsi="Calibri" w:eastAsia="Calibri"/>
+          <w:b w:val="0"/>
+          <w:i w:val="0"/>
+        </w:rPr>
+        <w:t>Tokyo, Japan</w:t>
+      </w:r>
+    </w:p>
+    <w:p>
+      <w:pPr>
+        <w:pStyle w:val="ListBullet"/>
+        <w:spacing w:after="40"/>
+        <w:ind w:left="397"/>
+      </w:pPr>
+      <w:r>
+        <w:rPr>
+          <w:rFonts w:ascii="Calibri" w:hAnsi="Calibri" w:eastAsia="Calibri"/>
+          <w:b w:val="0"/>
+          <w:i w:val="0"/>
+        </w:rPr>
+        <w:t>Valid Japanese work visa</w:t>
+      </w:r>
+    </w:p>
+    <w:p>
+      <w:pPr>
+        <w:pStyle w:val="ListBullet"/>
+        <w:spacing w:after="40"/>
+        <w:ind w:left="397"/>
+      </w:pPr>
+      <w:r>
+        <w:rPr>
+          <w:rFonts w:ascii="Calibri" w:hAnsi="Calibri" w:eastAsia="Calibri"/>
+          <w:b w:val="0"/>
+          <w:i w:val="0"/>
+        </w:rPr>
+        <w:t>+81 70-2252-7003</w:t>
+      </w:r>
+    </w:p>
+    <w:p>
+      <w:pPr>
+        <w:pStyle w:val="ListBullet"/>
+        <w:spacing w:after="40"/>
+        <w:ind w:left="397"/>
+      </w:pPr>
+      <w:r>
+        <w:rPr>
+          <w:rFonts w:ascii="Calibri" w:hAnsi="Calibri" w:eastAsia="Calibri"/>
+          <w:b w:val="0"/>
+          <w:i w:val="0"/>
+        </w:rPr>
+        <w:t>nwenwewinthan777@gmail.com</w:t>
+      </w:r>
+    </w:p>
+    <w:p>
+      <w:pPr>
+        <w:pStyle w:val="ListBullet"/>
+        <w:spacing w:after="40"/>
+        <w:ind w:left="397"/>
+      </w:pPr>
+      <w:r>
+        <w:rPr>
+          <w:rFonts w:ascii="Calibri" w:hAnsi="Calibri" w:eastAsia="Calibri"/>
+          <w:b w:val="0"/>
+          <w:i w:val="0"/>
+        </w:rPr>
+        <w:t>linkedin.com/in/nwe-nwe-win-than</w:t>
+      </w:r>
+    </w:p>
+    <w:p>
+      <w:pPr>
+        <w:pStyle w:val="ListBullet"/>
+        <w:spacing w:after="40"/>
+        <w:ind w:left="397"/>
+      </w:pPr>
+      <w:r>
+        <w:rPr>
+          <w:rFonts w:ascii="Calibri" w:hAnsi="Calibri" w:eastAsia="Calibri"/>
+          <w:b w:val="0"/>
+          <w:i w:val="0"/>
+        </w:rPr>
+        <w:t>github.com/NweNweWinThan-X</w:t>
+      </w:r>
+    </w:p>
+    <w:p>
+      <w:pPr>
+        <w:pStyle w:val="ListBullet"/>
+        <w:spacing w:after="40"/>
+        <w:ind w:left="397"/>
+      </w:pPr>
+      <w:r>
+        <w:rPr>
+          <w:rFonts w:ascii="Calibri" w:hAnsi="Calibri" w:eastAsia="Calibri"/>
+          <w:b w:val="0"/>
+          <w:i w:val="0"/>
+        </w:rPr>
+        <w:t>Portfolio</w:t>
+      </w:r>
+    </w:p>
+    <w:p>
+      <w:pPr>
         <w:keepNext/>
         <w:spacing w:before="200" w:after="60"/>
         <w:pBdr>
@@ -176,19 +231,6 @@
           <w:sz w:val="26"/>
         </w:rPr>
         <w:t>Summary</w:t>
-      </w:r>
-    </w:p>
-    <w:p>
-      <w:pPr>
-        <w:spacing w:after="100"/>
-      </w:pPr>
-      <w:r>
-        <w:rPr>
-          <w:rFonts w:ascii="Calibri" w:hAnsi="Calibri" w:eastAsia="Calibri"/>
-          <w:b w:val="0"/>
-          <w:i w:val="0"/>
-        </w:rPr>
-        <w:t>Full-stack software engineer with 8+ years building and operating business-critical web systems, including nearly 4 years in Tokyo. Three of those systems were in the financial domain — a securities CRM, a banking platform covering payments, fund management and loan products, and a financial business system. Current stack is Java 21 / Spring Boot with React; previously C# / .NET MVC and PHP / Laravel. Owns features end to end across both tiers: requirements definition, detailed design, implementation, and unit through operational testing. Served as sub-leader on three projects, running daily progress tracking, task allocation and code-review standards for teams of five to seven. Business-level English and Japanese.</w:t>
       </w:r>
     </w:p>
     <w:p>

--- a/cv-form/NWENWE_WINTHAN_Resume_EN.docx
+++ b/cv-form/NWENWE_WINTHAN_Resume_EN.docx
@@ -44,7 +44,7 @@
                 <w:color w:val="30507A"/>
                 <w:sz w:val="21"/>
               </w:rPr>
-              <w:t>Senior Software Engineer — Full-Stack · Java / Spring Boot · React</w:t>
+              <w:t>Senior Software Engineer — Full-Stack Developer</w:t>
             </w:r>
           </w:p>
           <w:p>

--- a/cv-form/NWENWE_WINTHAN_Resume_EN.docx
+++ b/cv-form/NWENWE_WINTHAN_Resume_EN.docx
@@ -59,7 +59,7 @@
                 <w:color w:val="555555"/>
                 <w:sz w:val="17"/>
               </w:rPr>
-              <w:t>Full-stack software engineer with 8+ years building and operating business-critical web systems, including nearly 4 years in Tokyo. Three of those systems were in the financial domain — a securities CRM, a banking platform covering payments, fund management and loan products, and a financial business system. Current stack is Java 21 / Spring Boot with React; previously C# / .NET MVC and PHP / Laravel. Owns features end to end across both tiers: requirements definition, detailed design, implementation, and unit through operational testing. Served as sub-leader on three projects, running daily progress tracking, task allocation and code-review standards for teams of five to seven. Business-level English and Japanese.</w:t>
+              <w:t>Full-stack software engineer with 8+ years building and operating business-critical web systems, including nearly 4 years in Tokyo. Three of those systems were in the financial domain — a securities CRM, a banking platform covering payments, fund management and loan products, and a financial business system. Current stack is Java 21 / Spring Boot with React; previously C# / .NET MVC and PHP / Laravel. Owns features end to end across both tiers: requirements definition, detailed design, implementation, and unit through operational testing. Led three projects as team leader, running daily progress tracking, task allocation and code-review standards for teams of five to seven. Business-level English and Japanese.</w:t>
             </w:r>
           </w:p>
         </w:tc>
@@ -320,7 +320,7 @@
           <w:b w:val="0"/>
           <w:i w:val="0"/>
         </w:rPr>
-        <w:t xml:space="preserve"> React 19, Vue.js, Vuex, Nuxt.js, Tailwind CSS, Bootstrap, Vuetify, jQuery, Vite</w:t>
+        <w:t xml:space="preserve"> React, Vue.js, Vuex, Nuxt.js, Tailwind CSS, Bootstrap, Vuetify, jQuery, Vite</w:t>
       </w:r>
     </w:p>
     <w:p>
@@ -552,7 +552,7 @@
           <w:b w:val="0"/>
           <w:i w:val="0"/>
         </w:rPr>
-        <w:t xml:space="preserve"> — Sub-leader on three projects: schedule management, task allocation, resource planning and code review for teams of five to seven.</w:t>
+        <w:t xml:space="preserve"> — Team leader on three projects: schedule management, task allocation, resource planning and code review for teams of five to seven.</w:t>
       </w:r>
     </w:p>
     <w:p>
@@ -1044,7 +1044,7 @@
           <w:color w:val="14365C"/>
           <w:sz w:val="22"/>
         </w:rPr>
-        <w:t>Software Engineer → Sub Leader — Seattle Consulting Co., Ltd. / META TEAM Co., Ltd. · Yangon, Myanmar</w:t>
+        <w:t>Developer → Senior Developer → Team Leader — Seattle Consulting Co., Ltd. / META TEAM Co., Ltd. · Yangon, Myanmar</w:t>
       </w:r>
     </w:p>
     <w:p>
@@ -1065,7 +1065,7 @@
           <w:b w:val="0"/>
           <w:i w:val="0"/>
         </w:rPr>
-        <w:t xml:space="preserve"> · PHP / Laravel / Vue.js · teams of 5–7 · Sub Leader from Feb 2020</w:t>
+        <w:t xml:space="preserve"> · PHP / Laravel / Vue.js · teams of 5–7 · Team Leader from Feb 2020</w:t>
       </w:r>
     </w:p>
     <w:p>
@@ -1116,7 +1116,7 @@
           <w:b w:val="0"/>
           <w:i w:val="0"/>
         </w:rPr>
-        <w:t>Promoted to Sub Leader after 18 months; took on schedule management, task allocation and code review for a six-person team, and proposed the technology choices for new modules.</w:t>
+        <w:t>Promoted after 18 months and ultimately to Team Leader; took on schedule management, task allocation and code review for a six-person team, and proposed the technology choices for new modules.</w:t>
       </w:r>
     </w:p>
     <w:p>
@@ -1180,7 +1180,7 @@
           <w:b w:val="0"/>
           <w:i w:val="0"/>
         </w:rPr>
-        <w:t xml:space="preserve"> (Feb 2022 – May 2022) · Sub Leader</w:t>
+        <w:t xml:space="preserve"> (Feb 2022 – May 2022) · Team Leader</w:t>
       </w:r>
     </w:p>
     <w:p>
@@ -1210,7 +1210,7 @@
           <w:b w:val="0"/>
           <w:i w:val="0"/>
         </w:rPr>
-        <w:t>Ran the full lifecycle from requirements definition to operational testing as sub-leader of a seven-person team, including the next-version upgrade plan.</w:t>
+        <w:t>Ran the full lifecycle from requirements definition to operational testing as team leader of a seven-person team, including the next-version upgrade plan.</w:t>
       </w:r>
     </w:p>
     <w:p>
@@ -1244,7 +1244,7 @@
           <w:b w:val="0"/>
           <w:i w:val="0"/>
         </w:rPr>
-        <w:t xml:space="preserve"> (May 2022 – Oct 2022) · Sub Leader from Jun 2022</w:t>
+        <w:t xml:space="preserve"> (May 2022 – Oct 2022) · Team Leader from Jun 2022</w:t>
       </w:r>
     </w:p>
     <w:p>
@@ -1326,7 +1326,7 @@
           <w:color w:val="14365C"/>
           <w:sz w:val="22"/>
         </w:rPr>
-        <w:t>Software Engineer — OK Dollar Co., Ltd. · Yangon, Myanmar</w:t>
+        <w:t>Intern Developer — OK Dollar Co., Ltd. · Yangon, Myanmar</w:t>
       </w:r>
     </w:p>
     <w:p>

--- a/cv-form/NWENWE_WINTHAN_Resume_EN.docx
+++ b/cv-form/NWENWE_WINTHAN_Resume_EN.docx
@@ -219,7 +219,7 @@
         <w:keepNext/>
         <w:spacing w:before="200" w:after="60"/>
         <w:pBdr>
-          <w:bottom w:val="single" w:sz="6" w:color="1F3A5F"/>
+          <w:bottom w:val="single" w:sz="6" w:color="14365C"/>
         </w:pBdr>
       </w:pPr>
       <w:r>
@@ -237,7 +237,7 @@
       <w:pPr>
         <w:spacing w:before="80" w:after="120"/>
         <w:pBdr>
-          <w:bottom w:val="single" w:sz="6" w:color="1F3A5F"/>
+          <w:bottom w:val="single" w:sz="6" w:color="14365C"/>
         </w:pBdr>
       </w:pPr>
     </w:p>
@@ -246,7 +246,7 @@
         <w:keepNext/>
         <w:spacing w:before="200" w:after="60"/>
         <w:pBdr>
-          <w:bottom w:val="single" w:sz="6" w:color="1F3A5F"/>
+          <w:bottom w:val="single" w:sz="6" w:color="14365C"/>
         </w:pBdr>
       </w:pPr>
       <w:r>
@@ -448,7 +448,7 @@
       <w:pPr>
         <w:spacing w:before="80" w:after="120"/>
         <w:pBdr>
-          <w:bottom w:val="single" w:sz="6" w:color="1F3A5F"/>
+          <w:bottom w:val="single" w:sz="6" w:color="14365C"/>
         </w:pBdr>
       </w:pPr>
     </w:p>
@@ -457,7 +457,7 @@
         <w:keepNext/>
         <w:spacing w:before="200" w:after="60"/>
         <w:pBdr>
-          <w:bottom w:val="single" w:sz="6" w:color="1F3A5F"/>
+          <w:bottom w:val="single" w:sz="6" w:color="14365C"/>
         </w:pBdr>
       </w:pPr>
       <w:r>
@@ -581,7 +581,7 @@
         <w:keepNext/>
         <w:spacing w:before="200" w:after="60"/>
         <w:pBdr>
-          <w:bottom w:val="single" w:sz="6" w:color="1F3A5F"/>
+          <w:bottom w:val="single" w:sz="6" w:color="14365C"/>
         </w:pBdr>
       </w:pPr>
       <w:r>
@@ -794,7 +794,7 @@
       <w:pPr>
         <w:spacing w:before="80" w:after="120"/>
         <w:pBdr>
-          <w:bottom w:val="single" w:sz="6" w:color="1F3A5F"/>
+          <w:bottom w:val="single" w:sz="6" w:color="14365C"/>
         </w:pBdr>
       </w:pPr>
     </w:p>
@@ -1027,7 +1027,7 @@
       <w:pPr>
         <w:spacing w:before="80" w:after="120"/>
         <w:pBdr>
-          <w:bottom w:val="single" w:sz="6" w:color="1F3A5F"/>
+          <w:bottom w:val="single" w:sz="6" w:color="14365C"/>
         </w:pBdr>
       </w:pPr>
     </w:p>
@@ -1309,7 +1309,7 @@
       <w:pPr>
         <w:spacing w:before="80" w:after="120"/>
         <w:pBdr>
-          <w:bottom w:val="single" w:sz="6" w:color="1F3A5F"/>
+          <w:bottom w:val="single" w:sz="6" w:color="14365C"/>
         </w:pBdr>
       </w:pPr>
     </w:p>
@@ -1440,7 +1440,7 @@
       <w:pPr>
         <w:spacing w:before="80" w:after="120"/>
         <w:pBdr>
-          <w:bottom w:val="single" w:sz="6" w:color="1F3A5F"/>
+          <w:bottom w:val="single" w:sz="6" w:color="14365C"/>
         </w:pBdr>
       </w:pPr>
     </w:p>
@@ -1449,7 +1449,7 @@
         <w:keepNext/>
         <w:spacing w:before="200" w:after="60"/>
         <w:pBdr>
-          <w:bottom w:val="single" w:sz="6" w:color="1F3A5F"/>
+          <w:bottom w:val="single" w:sz="6" w:color="14365C"/>
         </w:pBdr>
       </w:pPr>
       <w:r>
@@ -1617,7 +1617,7 @@
       <w:pPr>
         <w:spacing w:before="80" w:after="120"/>
         <w:pBdr>
-          <w:bottom w:val="single" w:sz="6" w:color="1F3A5F"/>
+          <w:bottom w:val="single" w:sz="6" w:color="14365C"/>
         </w:pBdr>
       </w:pPr>
     </w:p>
@@ -1626,7 +1626,7 @@
         <w:keepNext/>
         <w:spacing w:before="200" w:after="60"/>
         <w:pBdr>
-          <w:bottom w:val="single" w:sz="6" w:color="1F3A5F"/>
+          <w:bottom w:val="single" w:sz="6" w:color="14365C"/>
         </w:pBdr>
       </w:pPr>
       <w:r>
@@ -1665,7 +1665,7 @@
       <w:pPr>
         <w:spacing w:before="80" w:after="120"/>
         <w:pBdr>
-          <w:bottom w:val="single" w:sz="6" w:color="1F3A5F"/>
+          <w:bottom w:val="single" w:sz="6" w:color="14365C"/>
         </w:pBdr>
       </w:pPr>
     </w:p>
@@ -1674,7 +1674,7 @@
         <w:keepNext/>
         <w:spacing w:before="200" w:after="60"/>
         <w:pBdr>
-          <w:bottom w:val="single" w:sz="6" w:color="1F3A5F"/>
+          <w:bottom w:val="single" w:sz="6" w:color="14365C"/>
         </w:pBdr>
       </w:pPr>
       <w:r>
@@ -1809,7 +1809,7 @@
           <w:b/>
           <w:i w:val="0"/>
         </w:rPr>
-        <w:t>IELTS 6.0</w:t>
+        <w:t>IELTS 6.5</w:t>
       </w:r>
       <w:r>
         <w:rPr>
@@ -1824,7 +1824,7 @@
       <w:pPr>
         <w:spacing w:before="80" w:after="120"/>
         <w:pBdr>
-          <w:bottom w:val="single" w:sz="6" w:color="1F3A5F"/>
+          <w:bottom w:val="single" w:sz="6" w:color="14365C"/>
         </w:pBdr>
       </w:pPr>
     </w:p>
@@ -1833,7 +1833,7 @@
         <w:keepNext/>
         <w:spacing w:before="200" w:after="60"/>
         <w:pBdr>
-          <w:bottom w:val="single" w:sz="6" w:color="1F3A5F"/>
+          <w:bottom w:val="single" w:sz="6" w:color="14365C"/>
         </w:pBdr>
       </w:pPr>
       <w:r>
@@ -1894,7 +1894,7 @@
           <w:b w:val="0"/>
           <w:i w:val="0"/>
         </w:rPr>
-        <w:t>Business level — TOEIC 710, IELTS 6.0</w:t>
+        <w:t>Business level — TOEIC 710, IELTS 6.5</w:t>
       </w:r>
     </w:p>
     <w:p>

--- a/cv-form/NWENWE_WINTHAN_Resume_EN.docx
+++ b/cv-form/NWENWE_WINTHAN_Resume_EN.docx
@@ -175,14 +175,16 @@
         <w:spacing w:after="40"/>
         <w:ind w:left="397"/>
       </w:pPr>
-      <w:r>
-        <w:rPr>
-          <w:rFonts w:ascii="Calibri" w:hAnsi="Calibri" w:eastAsia="Calibri"/>
-          <w:b w:val="0"/>
-          <w:i w:val="0"/>
-        </w:rPr>
-        <w:t>linkedin.com/in/nwe-nwe-win-than</w:t>
-      </w:r>
+      <w:hyperlink r:id="rId10">
+        <w:r>
+          <w:rPr>
+            <w:rFonts w:ascii="Calibri" w:hAnsi="Calibri" w:eastAsia="Calibri"/>
+            <w:color w:val="1D5F99"/>
+            <w:u w:val="single"/>
+          </w:rPr>
+          <w:t xml:space="preserve">linkedin.com/in/nwe-nwe-win-than</w:t>
+        </w:r>
+      </w:hyperlink>
     </w:p>
     <w:p>
       <w:pPr>
@@ -190,14 +192,16 @@
         <w:spacing w:after="40"/>
         <w:ind w:left="397"/>
       </w:pPr>
-      <w:r>
-        <w:rPr>
-          <w:rFonts w:ascii="Calibri" w:hAnsi="Calibri" w:eastAsia="Calibri"/>
-          <w:b w:val="0"/>
-          <w:i w:val="0"/>
-        </w:rPr>
-        <w:t>github.com/NweNweWinThan-X</w:t>
-      </w:r>
+      <w:hyperlink r:id="rId11">
+        <w:r>
+          <w:rPr>
+            <w:rFonts w:ascii="Calibri" w:hAnsi="Calibri" w:eastAsia="Calibri"/>
+            <w:color w:val="1D5F99"/>
+            <w:u w:val="single"/>
+          </w:rPr>
+          <w:t xml:space="preserve">github.com/NweNweWinThan-X</w:t>
+        </w:r>
+      </w:hyperlink>
     </w:p>
     <w:p>
       <w:pPr>
@@ -205,14 +209,16 @@
         <w:spacing w:after="40"/>
         <w:ind w:left="397"/>
       </w:pPr>
-      <w:r>
-        <w:rPr>
-          <w:rFonts w:ascii="Calibri" w:hAnsi="Calibri" w:eastAsia="Calibri"/>
-          <w:b w:val="0"/>
-          <w:i w:val="0"/>
-        </w:rPr>
-        <w:t>Portfolio</w:t>
-      </w:r>
+      <w:hyperlink r:id="rId12">
+        <w:r>
+          <w:rPr>
+            <w:rFonts w:ascii="Calibri" w:hAnsi="Calibri" w:eastAsia="Calibri"/>
+            <w:color w:val="1D5F99"/>
+            <w:u w:val="single"/>
+          </w:rPr>
+          <w:t xml:space="preserve">Portfolio</w:t>
+        </w:r>
+      </w:hyperlink>
     </w:p>
     <w:p>
       <w:pPr>
@@ -1483,14 +1489,16 @@
       <w:pPr>
         <w:spacing w:after="100"/>
       </w:pPr>
-      <w:r>
-        <w:rPr>
-          <w:rFonts w:ascii="Calibri" w:hAnsi="Calibri" w:eastAsia="Calibri"/>
-          <w:b w:val="0"/>
-          <w:i w:val="0"/>
-        </w:rPr>
-        <w:t>github.com/NweNweWinThan-X/spring-boot-todolist</w:t>
-      </w:r>
+      <w:hyperlink r:id="rId13">
+        <w:r>
+          <w:rPr>
+            <w:rFonts w:ascii="Calibri" w:hAnsi="Calibri" w:eastAsia="Calibri"/>
+            <w:color w:val="1D5F99"/>
+            <w:u w:val="single"/>
+          </w:rPr>
+          <w:t xml:space="preserve">github.com/NweNweWinThan-X/spring-boot-todolist</w:t>
+        </w:r>
+      </w:hyperlink>
     </w:p>
     <w:p>
       <w:pPr>
